--- a/Tai_lieu_SRS/03_Website_Quan_tri/03_Cong_tac_boi_thuong/Bieu_mau/Mau_36_BTNN_Template.docx
+++ b/Tai_lieu_SRS/03_Website_Quan_tri/03_Cong_tac_boi_thuong/Bieu_mau/Mau_36_BTNN_Template.docx
@@ -192,9 +192,9 @@
     </w:p>
     <w:p>
       <w:pPr>
-        <w:jc w:val="both"/>
-        <w:ind w:firstLine="567"/>
-        <w:spacing w:after="120" w:line="276" w:lineRule="auto"/>
+        <w:spacing w:after="120" w:line="276" w:lineRule="auto"/>
+        <w:ind w:firstLine="567"/>
+        <w:jc w:val="both"/>
       </w:pPr>
       <w:r>
         <w:rPr>
@@ -202,14 +202,14 @@
           <w:sz w:val="28"/>
           <w:szCs w:val="28"/>
         </w:rPr>
-        <w:t xml:space="preserve">Căn cứ Điều 65, Điều 66 Luật Trách nhiệm bồi thường của Nhà nước số 10/2017/QH14 (đã được sửa đổi, bổ sung bởi Luật số 15/2026/QH16);</w:t>
-      </w:r>
-    </w:p>
-    <w:p>
-      <w:pPr>
-        <w:jc w:val="both"/>
-        <w:ind w:firstLine="567"/>
-        <w:spacing w:after="120" w:line="276" w:lineRule="auto"/>
+        <w:t xml:space="preserve">Căn cứ khoản 3, 4 Điều 66 và Điều 67, Điều 68 Luật Trách nhiệm bồi thường của Nhà nước năm 2017 số 10/2017/QH14 (được sửa đổi, bổ sung bởi Luật số 15/2026/QH16);</w:t>
+      </w:r>
+    </w:p>
+    <w:p>
+      <w:pPr>
+        <w:spacing w:after="120" w:line="276" w:lineRule="auto"/>
+        <w:ind w:firstLine="567"/>
+        <w:jc w:val="both"/>
       </w:pPr>
       <w:r>
         <w:rPr>
@@ -217,14 +217,14 @@
           <w:sz w:val="28"/>
           <w:szCs w:val="28"/>
         </w:rPr>
-        <w:t xml:space="preserve">Căn cứ Quyết định giải quyết bồi thường số ##SoQDGiaiQuyetDaChiTra## ngày ##NgayQDGiaiQuyetDaChiTra## đối với vụ việc của Ông/Bà ##TenNguoiYeuCauBoiThuong##;</w:t>
-      </w:r>
-    </w:p>
-    <w:p>
-      <w:pPr>
-        <w:jc w:val="both"/>
-        <w:ind w:firstLine="567"/>
-        <w:spacing w:after="120" w:line="276" w:lineRule="auto"/>
+        <w:t xml:space="preserve">Căn cứ Nghị định số ##SoHieuNghiDinh## ngày ##NgayBanHanhNghiDinh## của Chính phủ quy định chi tiết một số điều và biện pháp thi hành Luật Trách nhiệm bồi thường của Nhà nước;</w:t>
+      </w:r>
+    </w:p>
+    <w:p>
+      <w:pPr>
+        <w:spacing w:after="120" w:line="276" w:lineRule="auto"/>
+        <w:ind w:firstLine="567"/>
+        <w:jc w:val="both"/>
       </w:pPr>
       <w:r>
         <w:rPr>
@@ -232,13 +232,28 @@
           <w:sz w:val="28"/>
           <w:szCs w:val="28"/>
         </w:rPr>
-        <w:t xml:space="preserve">Căn cứ Văn bản kiến nghị số ##SoVBKienNghi## ngày ##NgayVBKienNghi## của Hội đồng xem xét trách nhiệm hoàn trả;</w:t>
-      </w:r>
-    </w:p>
-    <w:p>
-      <w:pPr>
+        <w:t xml:space="preserve">Căn cứ Quyết định thành lập Hội đồng xem xét trách nhiệm hoàn trả số ##SoQDThanhLapHoiDong## ngày ##NgayThanhLapHoiDong## của ##CoQuanThanhLapHoiDong##;</w:t>
+      </w:r>
+    </w:p>
+    <w:p>
+      <w:pPr>
+        <w:spacing w:after="120" w:line="276" w:lineRule="auto"/>
+        <w:ind w:firstLine="567"/>
+        <w:jc w:val="both"/>
+      </w:pPr>
+      <w:r>
+        <w:rPr>
+          <w:i/>
+          <w:sz w:val="28"/>
+          <w:szCs w:val="28"/>
+        </w:rPr>
+        <w:t xml:space="preserve">Xét kiến nghị của Hội đồng xem xét trách nhiệm hoàn trả,</w:t>
+      </w:r>
+    </w:p>
+    <w:p>
+      <w:pPr>
+        <w:spacing w:after="120" w:line="276" w:lineRule="auto"/>
         <w:jc w:val="center"/>
-        <w:spacing w:after="120" w:line="276" w:lineRule="auto"/>
       </w:pPr>
       <w:r>
         <w:rPr>
@@ -251,51 +266,191 @@
     </w:p>
     <w:p>
       <w:pPr>
-        <w:jc w:val="both"/>
-        <w:ind w:firstLine="567"/>
-        <w:spacing w:after="120" w:line="276" w:lineRule="auto"/>
-      </w:pPr>
-      <w:r>
-        <w:rPr>
-          <w:sz w:val="28"/>
-          <w:szCs w:val="28"/>
-        </w:rPr>
-        <w:t xml:space="preserve">Điều 1. Ông/Bà ##TenNguoiThiHanhCongVu##, Chức vụ: ##ChucVuNguoiThiHanhCongVu##, Đơn vị công tác: ##DonViCongTacNguoiTHCV## có trách nhiệm hoàn trả số tiền bồi thường cho Nhà nước là: ##TongSoTienPhaiHoanTra## đồng (Bằng chữ: ##TongSoTienPhaiHoanTraBangChu##).</w:t>
-      </w:r>
-    </w:p>
-    <w:p>
-      <w:pPr>
-        <w:jc w:val="both"/>
-        <w:ind w:firstLine="567"/>
-        <w:spacing w:after="120" w:line="276" w:lineRule="auto"/>
-      </w:pPr>
-      <w:r>
-        <w:rPr>
-          <w:sz w:val="28"/>
-          <w:szCs w:val="28"/>
-        </w:rPr>
-        <w:t xml:space="preserve">Mức độ lỗi: ##MucDoLoi##.</w:t>
-      </w:r>
-    </w:p>
-    <w:p>
-      <w:pPr>
-        <w:jc w:val="both"/>
-        <w:ind w:firstLine="567"/>
-        <w:spacing w:after="120" w:line="276" w:lineRule="auto"/>
-      </w:pPr>
-      <w:r>
-        <w:rPr>
-          <w:sz w:val="28"/>
-          <w:szCs w:val="28"/>
-        </w:rPr>
-        <w:t xml:space="preserve">Phương thức hoàn trả: ##PhuongThucHoanTra##. Thời hạn hoàn trả: ##ThoiHanHoanTra##.</w:t>
-      </w:r>
-    </w:p>
-    <w:p>
-      <w:pPr>
-        <w:jc w:val="both"/>
-        <w:ind w:firstLine="567"/>
-        <w:spacing w:after="120" w:line="276" w:lineRule="auto"/>
+        <w:spacing w:after="120" w:line="276" w:lineRule="auto"/>
+        <w:ind w:firstLine="567"/>
+        <w:jc w:val="both"/>
+      </w:pPr>
+      <w:r>
+        <w:rPr>
+          <w:sz w:val="28"/>
+          <w:szCs w:val="28"/>
+        </w:rPr>
+        <w:t xml:space="preserve">Điều 1. Các Ông/Bà có tên sau đây có trách nhiệm hoàn trả cho ngân sách Nhà nước như sau:</w:t>
+      </w:r>
+    </w:p>
+    <w:p>
+      <w:pPr>
+        <w:spacing w:after="120" w:line="276" w:lineRule="auto"/>
+        <w:ind w:firstLine="567"/>
+        <w:jc w:val="both"/>
+      </w:pPr>
+      <w:r>
+        <w:rPr>
+          <w:sz w:val="28"/>
+          <w:szCs w:val="28"/>
+        </w:rPr>
+        <w:t xml:space="preserve">##BatDauKhoiCanBo##</w:t>
+      </w:r>
+    </w:p>
+    <w:p>
+      <w:pPr>
+        <w:spacing w:after="120" w:line="276" w:lineRule="auto"/>
+        <w:ind w:firstLine="567"/>
+        <w:jc w:val="both"/>
+      </w:pPr>
+      <w:r>
+        <w:rPr>
+          <w:sz w:val="28"/>
+          <w:szCs w:val="28"/>
+        </w:rPr>
+        <w:t xml:space="preserve">##SttCanBo##. Ông/Bà ##HoTenCanBo##</w:t>
+      </w:r>
+    </w:p>
+    <w:p>
+      <w:pPr>
+        <w:spacing w:after="120" w:line="276" w:lineRule="auto"/>
+        <w:ind w:firstLine="567"/>
+        <w:jc w:val="both"/>
+      </w:pPr>
+      <w:r>
+        <w:rPr>
+          <w:sz w:val="28"/>
+          <w:szCs w:val="28"/>
+        </w:rPr>
+        <w:t xml:space="preserve">- Chức vụ: ##ChucVuCanBo##</w:t>
+      </w:r>
+    </w:p>
+    <w:p>
+      <w:pPr>
+        <w:spacing w:after="120" w:line="276" w:lineRule="auto"/>
+        <w:ind w:firstLine="567"/>
+        <w:jc w:val="both"/>
+      </w:pPr>
+      <w:r>
+        <w:rPr>
+          <w:sz w:val="28"/>
+          <w:szCs w:val="28"/>
+        </w:rPr>
+        <w:t xml:space="preserve">- Đơn vị công tác: ##DonViCanBo##</w:t>
+      </w:r>
+    </w:p>
+    <w:p>
+      <w:pPr>
+        <w:spacing w:after="120" w:line="276" w:lineRule="auto"/>
+        <w:ind w:firstLine="567"/>
+        <w:jc w:val="both"/>
+      </w:pPr>
+      <w:r>
+        <w:rPr>
+          <w:sz w:val="28"/>
+          <w:szCs w:val="28"/>
+        </w:rPr>
+        <w:t xml:space="preserve">- Mức độ lỗi: ##MucDoLoi##</w:t>
+      </w:r>
+    </w:p>
+    <w:p>
+      <w:pPr>
+        <w:spacing w:after="120" w:line="276" w:lineRule="auto"/>
+        <w:ind w:firstLine="567"/>
+        <w:jc w:val="both"/>
+      </w:pPr>
+      <w:r>
+        <w:rPr>
+          <w:sz w:val="28"/>
+          <w:szCs w:val="28"/>
+        </w:rPr>
+        <w:t xml:space="preserve">- Số tiền hoàn trả: ##SoTienHoanTra## đồng</w:t>
+      </w:r>
+    </w:p>
+    <w:p>
+      <w:pPr>
+        <w:spacing w:after="120" w:line="276" w:lineRule="auto"/>
+        <w:ind w:firstLine="567"/>
+        <w:jc w:val="both"/>
+      </w:pPr>
+      <w:r>
+        <w:rPr>
+          <w:sz w:val="28"/>
+          <w:szCs w:val="28"/>
+        </w:rPr>
+        <w:t xml:space="preserve">(Viết bằng chữ ##SoTienHoanTraBangChu##)</w:t>
+      </w:r>
+    </w:p>
+    <w:p>
+      <w:pPr>
+        <w:spacing w:after="120" w:line="276" w:lineRule="auto"/>
+        <w:ind w:firstLine="567"/>
+        <w:jc w:val="both"/>
+      </w:pPr>
+      <w:r>
+        <w:rPr>
+          <w:sz w:val="28"/>
+          <w:szCs w:val="28"/>
+        </w:rPr>
+        <w:t xml:space="preserve">- Hoãn thực hiện việc hoàn trả (nếu có): ##DieuKienHoanHoanTra##</w:t>
+      </w:r>
+    </w:p>
+    <w:p>
+      <w:pPr>
+        <w:spacing w:after="120" w:line="276" w:lineRule="auto"/>
+        <w:ind w:firstLine="567"/>
+        <w:jc w:val="both"/>
+      </w:pPr>
+      <w:r>
+        <w:rPr>
+          <w:sz w:val="28"/>
+          <w:szCs w:val="28"/>
+        </w:rPr>
+        <w:t xml:space="preserve">- Giảm mức hoàn trả (nếu có) ##GiamMucHoanTra##</w:t>
+      </w:r>
+    </w:p>
+    <w:p>
+      <w:pPr>
+        <w:spacing w:after="120" w:line="276" w:lineRule="auto"/>
+        <w:ind w:firstLine="567"/>
+        <w:jc w:val="both"/>
+      </w:pPr>
+      <w:r>
+        <w:rPr>
+          <w:sz w:val="28"/>
+          <w:szCs w:val="28"/>
+        </w:rPr>
+        <w:t xml:space="preserve">- Miễn hoàn trả (nếu có) ##MienHoanTra##</w:t>
+      </w:r>
+    </w:p>
+    <w:p>
+      <w:pPr>
+        <w:spacing w:after="120" w:line="276" w:lineRule="auto"/>
+        <w:ind w:firstLine="567"/>
+        <w:jc w:val="both"/>
+      </w:pPr>
+      <w:r>
+        <w:rPr>
+          <w:sz w:val="28"/>
+          <w:szCs w:val="28"/>
+        </w:rPr>
+        <w:t xml:space="preserve">- Phương thức thực hiện hoàn trả: ##PhuongThucHoanTra##</w:t>
+      </w:r>
+    </w:p>
+    <w:p>
+      <w:pPr>
+        <w:spacing w:after="120" w:line="276" w:lineRule="auto"/>
+        <w:ind w:firstLine="567"/>
+        <w:jc w:val="both"/>
+      </w:pPr>
+      <w:r>
+        <w:rPr>
+          <w:sz w:val="28"/>
+          <w:szCs w:val="28"/>
+        </w:rPr>
+        <w:t xml:space="preserve">##KetThucKhoiCanBo##</w:t>
+      </w:r>
+    </w:p>
+    <w:p>
+      <w:pPr>
+        <w:spacing w:after="120" w:line="276" w:lineRule="auto"/>
+        <w:ind w:firstLine="567"/>
+        <w:jc w:val="both"/>
       </w:pPr>
       <w:r>
         <w:rPr>
@@ -307,16 +462,16 @@
     </w:p>
     <w:p>
       <w:pPr>
-        <w:jc w:val="both"/>
-        <w:ind w:firstLine="567"/>
-        <w:spacing w:after="120" w:line="276" w:lineRule="auto"/>
-      </w:pPr>
-      <w:r>
-        <w:rPr>
-          <w:sz w:val="28"/>
-          <w:szCs w:val="28"/>
-        </w:rPr>
-        <w:t xml:space="preserve">Điều 3. Ông/Bà ##TenNguoiThiHanhCongVu## và cơ quan, tổ chức, cá nhân có liên quan chịu trách nhiệm thi hành Quyết định này./.</w:t>
+        <w:spacing w:after="120" w:line="276" w:lineRule="auto"/>
+        <w:ind w:firstLine="567"/>
+        <w:jc w:val="both"/>
+      </w:pPr>
+      <w:r>
+        <w:rPr>
+          <w:sz w:val="28"/>
+          <w:szCs w:val="28"/>
+        </w:rPr>
+        <w:t xml:space="preserve">Điều 3. Các Ông/Bà có tên tại Điều 1 và cơ quan, tổ chức, cá nhân có liên quan chịu trách nhiệm thi hành Quyết định này./.</w:t>
       </w:r>
     </w:p>
     <w:tbl>
@@ -380,15 +535,6 @@
                 <w:sz w:val="22"/>
                 <w:szCs w:val="22"/>
               </w:rPr>
-              <w:t xml:space="preserve">- Cơ quan tài chính / Kho bạc Nhà nước: ##TenCoQuanTaiChinh##;</w:t>
-            </w:r>
-          </w:p>
-          <w:p>
-            <w:r>
-              <w:rPr>
-                <w:sz w:val="22"/>
-                <w:szCs w:val="22"/>
-              </w:rPr>
               <w:t xml:space="preserve">- Lưu: VT, HSVV.</w:t>
             </w:r>
           </w:p>
@@ -409,7 +555,7 @@
                 <w:sz w:val="28"/>
                 <w:szCs w:val="28"/>
               </w:rPr>
-              <w:t>##ChucVuNguoiDungDau##</w:t>
+              <w:t>##ChucVuNguoiKy##</w:t>
             </w:r>
           </w:p>
           <w:p>
@@ -422,7 +568,7 @@
                 <w:sz w:val="26"/>
                 <w:szCs w:val="26"/>
               </w:rPr>
-              <w:t>(Ký, ghi rõ họ tên, đóng dấu)</w:t>
+              <w:t>(Ký, ghi rõ họ tên và đóng dấu)</w:t>
             </w:r>
           </w:p>
           <w:p>

--- a/Tai_lieu_SRS/03_Website_Quan_tri/03_Cong_tac_boi_thuong/Bieu_mau/Mau_36_BTNN_Template.docx
+++ b/Tai_lieu_SRS/03_Website_Quan_tri/03_Cong_tac_boi_thuong/Bieu_mau/Mau_36_BTNN_Template.docx
@@ -518,6 +518,15 @@
                 <w:szCs w:val="22"/>
               </w:rPr>
               <w:t xml:space="preserve">- Như Điều 3;</w:t>
+            </w:r>
+          </w:p>
+          <w:p>
+            <w:r>
+              <w:rPr>
+                <w:sz w:val="22"/>
+                <w:szCs w:val="22"/>
+              </w:rPr>
+              <w:t xml:space="preserve">##NoiNhanCoQuanTraLuong##</w:t>
             </w:r>
           </w:p>
           <w:p>
